--- a/08_系统测试用例/系统测试用例.docx
+++ b/08_系统测试用例/系统测试用例.docx
@@ -69,7 +69,6 @@
         </w:sectPr>
       </w:pPr>
     </w:p>
-    <w:p/>
     <w:p>
       <w:pPr>
         <w:spacing w:before="0" w:after="0" w:line="600" w:lineRule="exact"/>
@@ -85,7 +84,6 @@
         <w:t>1. 概述</w:t>
       </w:r>
     </w:p>
-    <w:p/>
     <w:p>
       <w:pPr>
         <w:spacing w:before="0" w:after="0" w:line="600" w:lineRule="exact"/>
@@ -101,7 +99,6 @@
         <w:t>1.1 测试目标</w:t>
       </w:r>
     </w:p>
-    <w:p/>
     <w:p>
       <w:pPr>
         <w:spacing w:before="0" w:after="0" w:line="600" w:lineRule="exact"/>
@@ -117,7 +114,6 @@
         <w:t>确保 ODS 层数据同步的完整性和准确性：</w:t>
       </w:r>
     </w:p>
-    <w:p/>
     <w:p>
       <w:pPr>
         <w:spacing w:before="0" w:after="0" w:line="600" w:lineRule="exact"/>
@@ -133,7 +129,6 @@
         <w:t>- 源端表 → ODS 表的行数一致</w:t>
       </w:r>
     </w:p>
-    <w:p/>
     <w:p>
       <w:pPr>
         <w:spacing w:before="0" w:after="0" w:line="600" w:lineRule="exact"/>
@@ -149,7 +144,6 @@
         <w:t>- 源端表 → ODS 表的字段值准确</w:t>
       </w:r>
     </w:p>
-    <w:p/>
     <w:p>
       <w:pPr>
         <w:spacing w:before="0" w:after="0" w:line="600" w:lineRule="exact"/>
@@ -165,7 +159,6 @@
         <w:t>- 排除源端已标记删除的记录</w:t>
       </w:r>
     </w:p>
-    <w:p/>
     <w:p>
       <w:pPr>
         <w:spacing w:before="0" w:after="0" w:line="600" w:lineRule="exact"/>
@@ -181,7 +174,6 @@
         <w:t>1.2 测试范围</w:t>
       </w:r>
     </w:p>
-    <w:p/>
     <w:tbl>
       <w:tblPr>
         <w:tblW w:type="auto" w:w="0"/>
@@ -673,10 +665,6 @@
         </w:tc>
       </w:tr>
     </w:tbl>
-    <w:p/>
-    <w:p/>
-    <w:p/>
-    <w:p/>
     <w:p>
       <w:pPr>
         <w:spacing w:before="0" w:after="0" w:line="600" w:lineRule="exact"/>
@@ -692,7 +680,6 @@
         <w:t>2. 测试用例设计</w:t>
       </w:r>
     </w:p>
-    <w:p/>
     <w:p>
       <w:pPr>
         <w:spacing w:before="0" w:after="0" w:line="600" w:lineRule="exact"/>
@@ -747,8 +734,6 @@
         </w:drawing>
       </w:r>
     </w:p>
-    <w:p/>
-    <w:p/>
     <w:p>
       <w:pPr>
         <w:spacing w:before="0" w:after="0" w:line="600" w:lineRule="exact"/>
@@ -764,7 +749,6 @@
         <w:t>2.2 验证数据库表结构</w:t>
       </w:r>
     </w:p>
-    <w:p/>
     <w:p>
       <w:pPr>
         <w:spacing w:before="0" w:after="0" w:line="600" w:lineRule="exact"/>
@@ -800,7 +784,6 @@
         <w:t>PROPERTIES ("replication_num"="3","storage_format"="V2");</w:t>
       </w:r>
     </w:p>
-    <w:p/>
     <w:p>
       <w:pPr>
         <w:spacing w:before="0" w:after="0" w:line="600" w:lineRule="exact"/>
@@ -836,7 +819,6 @@
         <w:t>PROPERTIES ("replication_num"="3","storage_format"="V2");</w:t>
       </w:r>
     </w:p>
-    <w:p/>
     <w:p>
       <w:pPr>
         <w:spacing w:before="0" w:after="0" w:line="600" w:lineRule="exact"/>
@@ -878,9 +860,6 @@
         <w:t>PROPERTIES ("replication_num"="3","storage_format"="V2");</w:t>
       </w:r>
     </w:p>
-    <w:p/>
-    <w:p/>
-    <w:p/>
     <w:p>
       <w:pPr>
         <w:spacing w:before="0" w:after="0" w:line="600" w:lineRule="exact"/>
@@ -896,7 +875,6 @@
         <w:t>3. 测试用例详情</w:t>
       </w:r>
     </w:p>
-    <w:p/>
     <w:p>
       <w:pPr>
         <w:spacing w:before="0" w:after="0" w:line="600" w:lineRule="exact"/>
@@ -912,7 +890,6 @@
         <w:t>3.1 TC-01：源端行数统计（SeaTunnel 模式）</w:t>
       </w:r>
     </w:p>
-    <w:p/>
     <w:p>
       <w:pPr>
         <w:spacing w:before="0" w:after="0" w:line="600" w:lineRule="exact"/>
@@ -928,7 +905,6 @@
         <w:t>测试目的：验证能从各源系统查询到正确的表行数</w:t>
       </w:r>
     </w:p>
-    <w:p/>
     <w:p>
       <w:pPr>
         <w:spacing w:before="0" w:after="0" w:line="600" w:lineRule="exact"/>
@@ -944,7 +920,6 @@
         <w:t>前置条件：</w:t>
       </w:r>
     </w:p>
-    <w:p/>
     <w:p>
       <w:pPr>
         <w:spacing w:before="0" w:after="0" w:line="600" w:lineRule="exact"/>
@@ -960,7 +935,6 @@
         <w:t>- 源库连接正常</w:t>
       </w:r>
     </w:p>
-    <w:p/>
     <w:p>
       <w:pPr>
         <w:spacing w:before="0" w:after="0" w:line="600" w:lineRule="exact"/>
@@ -976,7 +950,6 @@
         <w:t>- DolphinScheduler 时间变量 $[yyyy-MM-dd-1] 可用</w:t>
       </w:r>
     </w:p>
-    <w:p/>
     <w:p>
       <w:pPr>
         <w:spacing w:before="0" w:after="0" w:line="600" w:lineRule="exact"/>
@@ -992,7 +965,6 @@
         <w:t>SeaTunnel 配置示例（以 12 青年医生训练营为例）：</w:t>
       </w:r>
     </w:p>
-    <w:p/>
     <w:p>
       <w:pPr>
         <w:spacing w:before="0" w:after="0" w:line="600" w:lineRule="exact"/>
@@ -1014,7 +986,6 @@
         <w:t>}</w:t>
       </w:r>
     </w:p>
-    <w:p/>
     <w:p>
       <w:pPr>
         <w:spacing w:before="0" w:after="0" w:line="600" w:lineRule="exact"/>
@@ -1064,7 +1035,6 @@
         <w:t>}</w:t>
       </w:r>
     </w:p>
-    <w:p/>
     <w:p>
       <w:pPr>
         <w:spacing w:before="0" w:after="0" w:line="600" w:lineRule="exact"/>
@@ -1106,7 +1076,6 @@
         <w:t>}</w:t>
       </w:r>
     </w:p>
-    <w:p/>
     <w:p>
       <w:pPr>
         <w:spacing w:before="0" w:after="0" w:line="600" w:lineRule="exact"/>
@@ -1122,7 +1091,6 @@
         <w:t>预期结果：</w:t>
       </w:r>
     </w:p>
-    <w:p/>
     <w:p>
       <w:pPr>
         <w:spacing w:before="0" w:after="0" w:line="600" w:lineRule="exact"/>
@@ -1138,7 +1106,6 @@
         <w:t>- 任务执行成功</w:t>
       </w:r>
     </w:p>
-    <w:p/>
     <w:p>
       <w:pPr>
         <w:spacing w:before="0" w:after="0" w:line="600" w:lineRule="exact"/>
@@ -1154,7 +1121,6 @@
         <w:t>- meta_src_table_row_stats 表中插入对应记录</w:t>
       </w:r>
     </w:p>
-    <w:p/>
     <w:p>
       <w:pPr>
         <w:spacing w:before="0" w:after="0" w:line="600" w:lineRule="exact"/>
@@ -1170,9 +1136,6 @@
         <w:t>- row_count 与直接在源库执行 SELECT COUNT(*) 结果一致</w:t>
       </w:r>
     </w:p>
-    <w:p/>
-    <w:p/>
-    <w:p/>
     <w:p>
       <w:pPr>
         <w:spacing w:before="0" w:after="0" w:line="600" w:lineRule="exact"/>
@@ -1188,7 +1151,6 @@
         <w:t>3.2 TC-02：源端软删除统计（SQL 模式）</w:t>
       </w:r>
     </w:p>
-    <w:p/>
     <w:p>
       <w:pPr>
         <w:spacing w:before="0" w:after="0" w:line="600" w:lineRule="exact"/>
@@ -1204,7 +1166,6 @@
         <w:t>测试目的：统计源端标记为删除的记录数，用于解释行数差异</w:t>
       </w:r>
     </w:p>
-    <w:p/>
     <w:p>
       <w:pPr>
         <w:spacing w:before="0" w:after="0" w:line="600" w:lineRule="exact"/>
@@ -1220,7 +1181,6 @@
         <w:t>SQL 示例：</w:t>
       </w:r>
     </w:p>
-    <w:p/>
     <w:p>
       <w:pPr>
         <w:spacing w:before="0" w:after="0" w:line="600" w:lineRule="exact"/>
@@ -1240,7 +1200,6 @@
         <w:t>SELECT COUNT(*) FROM PMEXAM.zy_exam WHERE IS_DELETE = 1;</w:t>
       </w:r>
     </w:p>
-    <w:p/>
     <w:p>
       <w:pPr>
         <w:spacing w:before="0" w:after="0" w:line="600" w:lineRule="exact"/>
@@ -1256,9 +1215,6 @@
         <w:t>预期结果：删除标记记录数被准确统计，在一致性校验中作为调节项</w:t>
       </w:r>
     </w:p>
-    <w:p/>
-    <w:p/>
-    <w:p/>
     <w:p>
       <w:pPr>
         <w:spacing w:before="0" w:after="0" w:line="600" w:lineRule="exact"/>
@@ -1274,7 +1230,6 @@
         <w:t>3.3 TC-03：ODS 行数统计（Doris SQL 模式）</w:t>
       </w:r>
     </w:p>
-    <w:p/>
     <w:p>
       <w:pPr>
         <w:spacing w:before="0" w:after="0" w:line="600" w:lineRule="exact"/>
@@ -1290,7 +1245,6 @@
         <w:t>测试目的：统计 ODS 层各表当前行数</w:t>
       </w:r>
     </w:p>
-    <w:p/>
     <w:p>
       <w:pPr>
         <w:spacing w:before="0" w:after="0" w:line="600" w:lineRule="exact"/>
@@ -1306,7 +1260,6 @@
         <w:t>SQL 示例（以 12 青年医生训练营为例）：</w:t>
       </w:r>
     </w:p>
-    <w:p/>
     <w:p>
       <w:pPr>
         <w:spacing w:before="0" w:after="0" w:line="600" w:lineRule="exact"/>
@@ -1370,7 +1323,6 @@
         <w:t>FROM rws_ods.ods_qn_ztlivevideo;</w:t>
       </w:r>
     </w:p>
-    <w:p/>
     <w:p>
       <w:pPr>
         <w:spacing w:before="0" w:after="0" w:line="600" w:lineRule="exact"/>
@@ -1386,7 +1338,6 @@
         <w:t>预期结果：</w:t>
       </w:r>
     </w:p>
-    <w:p/>
     <w:p>
       <w:pPr>
         <w:spacing w:before="0" w:after="0" w:line="600" w:lineRule="exact"/>
@@ -1402,7 +1353,6 @@
         <w:t>- 任务执行成功</w:t>
       </w:r>
     </w:p>
-    <w:p/>
     <w:p>
       <w:pPr>
         <w:spacing w:before="0" w:after="0" w:line="600" w:lineRule="exact"/>
@@ -1418,9 +1368,6 @@
         <w:t>- meta_ods_table_row_stats 表中插入对应记录</w:t>
       </w:r>
     </w:p>
-    <w:p/>
-    <w:p/>
-    <w:p/>
     <w:p>
       <w:pPr>
         <w:spacing w:before="0" w:after="0" w:line="600" w:lineRule="exact"/>
@@ -1436,7 +1383,6 @@
         <w:t>3.4 TC-04：一致性校验（Doris SQL 模式）</w:t>
       </w:r>
     </w:p>
-    <w:p/>
     <w:p>
       <w:pPr>
         <w:spacing w:before="0" w:after="0" w:line="600" w:lineRule="exact"/>
@@ -1452,7 +1398,6 @@
         <w:t>测试目的：比对源端与 ODS 行数是否一致</w:t>
       </w:r>
     </w:p>
-    <w:p/>
     <w:p>
       <w:pPr>
         <w:spacing w:before="0" w:after="0" w:line="600" w:lineRule="exact"/>
@@ -1468,7 +1413,6 @@
         <w:t>SQL 示例：</w:t>
       </w:r>
     </w:p>
-    <w:p/>
     <w:p>
       <w:pPr>
         <w:spacing w:before="0" w:after="0" w:line="600" w:lineRule="exact"/>
@@ -1516,7 +1460,6 @@
         <w:t>WHERE s.stat_date = '$[yyyy-MM-dd-1]';</w:t>
       </w:r>
     </w:p>
-    <w:p/>
     <w:p>
       <w:pPr>
         <w:spacing w:before="0" w:after="0" w:line="600" w:lineRule="exact"/>
@@ -1532,7 +1475,6 @@
         <w:t>预期结果：</w:t>
       </w:r>
     </w:p>
-    <w:p/>
     <w:p>
       <w:pPr>
         <w:spacing w:before="0" w:after="0" w:line="600" w:lineRule="exact"/>
@@ -1548,7 +1490,6 @@
         <w:t>- 所有表 is_consistent = '一致'</w:t>
       </w:r>
     </w:p>
-    <w:p/>
     <w:p>
       <w:pPr>
         <w:spacing w:before="0" w:after="0" w:line="600" w:lineRule="exact"/>
@@ -1564,9 +1505,6 @@
         <w:t>- 如不一致，diff 绝对值应与删除标记记录数接近</w:t>
       </w:r>
     </w:p>
-    <w:p/>
-    <w:p/>
-    <w:p/>
     <w:p>
       <w:pPr>
         <w:spacing w:before="0" w:after="0" w:line="600" w:lineRule="exact"/>
@@ -1582,7 +1520,6 @@
         <w:t>3.5 TC-05：大表行数校验</w:t>
       </w:r>
     </w:p>
-    <w:p/>
     <w:p>
       <w:pPr>
         <w:spacing w:before="0" w:after="0" w:line="600" w:lineRule="exact"/>
@@ -1598,7 +1535,6 @@
         <w:t>测试目的：大表行数精确比对</w:t>
       </w:r>
     </w:p>
-    <w:p/>
     <w:p>
       <w:pPr>
         <w:spacing w:before="0" w:after="0" w:line="600" w:lineRule="exact"/>
@@ -1614,7 +1550,6 @@
         <w:t>特殊处理：</w:t>
       </w:r>
     </w:p>
-    <w:p/>
     <w:p>
       <w:pPr>
         <w:spacing w:before="0" w:after="0" w:line="600" w:lineRule="exact"/>
@@ -1630,7 +1565,6 @@
         <w:t>- 大表使用独立的源端统计 conf（单独 SeaTunnel 任务）</w:t>
       </w:r>
     </w:p>
-    <w:p/>
     <w:p>
       <w:pPr>
         <w:spacing w:before="0" w:after="0" w:line="600" w:lineRule="exact"/>
@@ -1646,7 +1580,6 @@
         <w:t>- ODS 统计使用单独的 SQL 脚本</w:t>
       </w:r>
     </w:p>
-    <w:p/>
     <w:p>
       <w:pPr>
         <w:spacing w:before="0" w:after="0" w:line="600" w:lineRule="exact"/>
@@ -1662,7 +1595,6 @@
         <w:t>- 超大表（&gt;500万行）允许 ±0.1% 的误差</w:t>
       </w:r>
     </w:p>
-    <w:p/>
     <w:p>
       <w:pPr>
         <w:spacing w:before="0" w:after="0" w:line="600" w:lineRule="exact"/>
@@ -1678,7 +1610,6 @@
         <w:t>涉及表：</w:t>
       </w:r>
     </w:p>
-    <w:p/>
     <w:tbl>
       <w:tblPr>
         <w:tblW w:type="auto" w:w="0"/>
@@ -1934,10 +1865,6 @@
         </w:tc>
       </w:tr>
     </w:tbl>
-    <w:p/>
-    <w:p/>
-    <w:p/>
-    <w:p/>
     <w:p>
       <w:pPr>
         <w:spacing w:before="0" w:after="0" w:line="600" w:lineRule="exact"/>
@@ -1953,7 +1880,6 @@
         <w:t>4. 异常处理</w:t>
       </w:r>
     </w:p>
-    <w:p/>
     <w:p>
       <w:pPr>
         <w:spacing w:before="0" w:after="0" w:line="600" w:lineRule="exact"/>
@@ -1969,7 +1895,6 @@
         <w:t>4.1 行数不一致</w:t>
       </w:r>
     </w:p>
-    <w:p/>
     <w:tbl>
       <w:tblPr>
         <w:tblW w:type="auto" w:w="0"/>
@@ -2284,8 +2209,6 @@
         </w:tc>
       </w:tr>
     </w:tbl>
-    <w:p/>
-    <w:p/>
     <w:p>
       <w:pPr>
         <w:spacing w:before="0" w:after="0" w:line="600" w:lineRule="exact"/>
@@ -2301,7 +2224,6 @@
         <w:t>4.2 同步超时</w:t>
       </w:r>
     </w:p>
-    <w:p/>
     <w:tbl>
       <w:tblPr>
         <w:tblW w:type="auto" w:w="0"/>
@@ -2557,8 +2479,6 @@
         </w:tc>
       </w:tr>
     </w:tbl>
-    <w:p/>
-    <w:p/>
     <w:p>
       <w:pPr>
         <w:spacing w:before="0" w:after="0" w:line="600" w:lineRule="exact"/>
@@ -2574,7 +2494,6 @@
         <w:t>4.3 已知问题与解决方案</w:t>
       </w:r>
     </w:p>
-    <w:p/>
     <w:tbl>
       <w:tblPr>
         <w:tblW w:type="auto" w:w="0"/>
@@ -2907,10 +2826,6 @@
         </w:tc>
       </w:tr>
     </w:tbl>
-    <w:p/>
-    <w:p/>
-    <w:p/>
-    <w:p/>
     <w:p>
       <w:pPr>
         <w:spacing w:before="0" w:after="0" w:line="600" w:lineRule="exact"/>
@@ -2926,7 +2841,6 @@
         <w:t>5. 测试套件总览</w:t>
       </w:r>
     </w:p>
-    <w:p/>
     <w:p>
       <w:pPr>
         <w:spacing w:before="0" w:after="0" w:line="600" w:lineRule="exact"/>
@@ -2942,7 +2856,6 @@
         <w:t>5.1 脚本清单</w:t>
       </w:r>
     </w:p>
-    <w:p/>
     <w:tbl>
       <w:tblPr>
         <w:tblW w:type="auto" w:w="0"/>
@@ -3893,8 +3806,6 @@
         </w:tc>
       </w:tr>
     </w:tbl>
-    <w:p/>
-    <w:p/>
     <w:p>
       <w:pPr>
         <w:spacing w:before="0" w:after="0" w:line="600" w:lineRule="exact"/>
@@ -3910,7 +3821,6 @@
         <w:t>5.2 DolphinScheduler 调度顺序</w:t>
       </w:r>
     </w:p>
-    <w:p/>
     <w:p>
       <w:pPr>
         <w:spacing w:before="0" w:after="0" w:line="600" w:lineRule="exact"/>
@@ -3934,9 +3844,6 @@
         <w:t>01:20  → 存储统计（Doris SQL，最终汇总）</w:t>
       </w:r>
     </w:p>
-    <w:p/>
-    <w:p/>
-    <w:p/>
     <w:p>
       <w:pPr>
         <w:spacing w:before="0" w:after="0" w:line="600" w:lineRule="exact"/>
@@ -3952,7 +3859,6 @@
         <w:t>6. 变更记录</w:t>
       </w:r>
     </w:p>
-    <w:p/>
     <w:tbl>
       <w:tblPr>
         <w:tblW w:type="auto" w:w="0"/>
@@ -4129,7 +4035,6 @@
         </w:tc>
       </w:tr>
     </w:tbl>
-    <w:p/>
     <w:sectPr>
       <w:pgSz w:w="11906" w:h="16838"/>
       <w:pgMar w:top="1440" w:right="1803" w:bottom="1440" w:left="1803" w:header="720" w:footer="720" w:gutter="0"/>
